--- a/specs/README.docx
+++ b/specs/README.docx
@@ -28,7 +28,7 @@
         </w:p>
       </w:sdtContent>
     </w:sdt>
-    <w:bookmarkStart w:id="18" w:name="especificaciones-módulo-talento-humano"/>
+    <w:bookmarkStart w:id="19" w:name="especificaciones-módulo-talento-humano"/>
     <w:p>
       <w:pPr>
         <w:pStyle w:val="Heading1"/>
@@ -270,7 +270,7 @@
       </w:r>
     </w:p>
     <w:bookmarkEnd w:id="9"/>
-    <w:bookmarkStart w:id="16" w:name="estado-de-las-specs"/>
+    <w:bookmarkStart w:id="17" w:name="estado-de-las-specs"/>
     <w:p>
       <w:pPr>
         <w:pStyle w:val="Heading2"/>
@@ -677,19 +677,24 @@
               <w:pStyle w:val="Compact"/>
             </w:pPr>
             <w:r>
-              <w:t xml:space="preserve">⬜ Pendiente</w:t>
-            </w:r>
-          </w:p>
-        </w:tc>
-        <w:tc>
-          <w:tcPr/>
-          <w:p>
-            <w:pPr>
-              <w:pStyle w:val="Compact"/>
-            </w:pPr>
-            <w:r>
-              <w:t xml:space="preserve">—</w:t>
-            </w:r>
+              <w:t xml:space="preserve">✅ Borrador v1</w:t>
+            </w:r>
+          </w:p>
+        </w:tc>
+        <w:tc>
+          <w:tcPr/>
+          <w:p>
+            <w:pPr>
+              <w:pStyle w:val="Compact"/>
+            </w:pPr>
+            <w:hyperlink r:id="rId16">
+              <w:r>
+                <w:rPr>
+                  <w:rStyle w:val="Hyperlink"/>
+                </w:rPr>
+                <w:t xml:space="preserve">06-acciones-personal.md</w:t>
+              </w:r>
+            </w:hyperlink>
           </w:p>
         </w:tc>
       </w:tr>
@@ -970,8 +975,8 @@
         </w:tc>
       </w:tr>
     </w:tbl>
-    <w:bookmarkEnd w:id="16"/>
-    <w:bookmarkStart w:id="17" w:name="convención-de-versionado"/>
+    <w:bookmarkEnd w:id="17"/>
+    <w:bookmarkStart w:id="18" w:name="convención-de-versionado"/>
     <w:p>
       <w:pPr>
         <w:pStyle w:val="Heading2"/>
@@ -1024,8 +1029,8 @@
         <w:t xml:space="preserve">del sistema, se actualiza la spec correspondiente en el mismo commit que el código.</w:t>
       </w:r>
     </w:p>
-    <w:bookmarkEnd w:id="17"/>
     <w:bookmarkEnd w:id="18"/>
+    <w:bookmarkEnd w:id="19"/>
     <w:sectPr>
       <w:footnotePr>
         <w:numRestart w:val="eachSect"/>

--- a/specs/README.docx
+++ b/specs/README.docx
@@ -28,7 +28,7 @@
         </w:p>
       </w:sdtContent>
     </w:sdt>
-    <w:bookmarkStart w:id="19" w:name="especificaciones-módulo-talento-humano"/>
+    <w:bookmarkStart w:id="22" w:name="especificaciones-módulo-talento-humano"/>
     <w:p>
       <w:pPr>
         <w:pStyle w:val="Heading1"/>
@@ -270,7 +270,7 @@
       </w:r>
     </w:p>
     <w:bookmarkEnd w:id="9"/>
-    <w:bookmarkStart w:id="17" w:name="estado-de-las-specs"/>
+    <w:bookmarkStart w:id="20" w:name="estado-de-las-specs"/>
     <w:p>
       <w:pPr>
         <w:pStyle w:val="Heading2"/>
@@ -728,19 +728,24 @@
               <w:pStyle w:val="Compact"/>
             </w:pPr>
             <w:r>
-              <w:t xml:space="preserve">⬜ Pendiente</w:t>
-            </w:r>
-          </w:p>
-        </w:tc>
-        <w:tc>
-          <w:tcPr/>
-          <w:p>
-            <w:pPr>
-              <w:pStyle w:val="Compact"/>
-            </w:pPr>
-            <w:r>
-              <w:t xml:space="preserve">—</w:t>
-            </w:r>
+              <w:t xml:space="preserve">✅ Borrador v1</w:t>
+            </w:r>
+          </w:p>
+        </w:tc>
+        <w:tc>
+          <w:tcPr/>
+          <w:p>
+            <w:pPr>
+              <w:pStyle w:val="Compact"/>
+            </w:pPr>
+            <w:hyperlink r:id="rId17">
+              <w:r>
+                <w:rPr>
+                  <w:rStyle w:val="Hyperlink"/>
+                </w:rPr>
+                <w:t xml:space="preserve">07-liquidacion-vacaciones.md</w:t>
+              </w:r>
+            </w:hyperlink>
           </w:p>
         </w:tc>
       </w:tr>
@@ -774,7 +779,7 @@
               <w:pStyle w:val="Compact"/>
             </w:pPr>
             <w:r>
-              <w:t xml:space="preserve">⬜ Pendiente</w:t>
+              <w:t xml:space="preserve">⬜ Pendiente · orden 1</w:t>
             </w:r>
           </w:p>
         </w:tc>
@@ -820,7 +825,7 @@
               <w:pStyle w:val="Compact"/>
             </w:pPr>
             <w:r>
-              <w:t xml:space="preserve">⬜ Pendiente</w:t>
+              <w:t xml:space="preserve">⬜ Pendiente · orden 4</w:t>
             </w:r>
           </w:p>
         </w:tc>
@@ -866,19 +871,24 @@
               <w:pStyle w:val="Compact"/>
             </w:pPr>
             <w:r>
-              <w:t xml:space="preserve">⬜ Pendiente</w:t>
-            </w:r>
-          </w:p>
-        </w:tc>
-        <w:tc>
-          <w:tcPr/>
-          <w:p>
-            <w:pPr>
-              <w:pStyle w:val="Compact"/>
-            </w:pPr>
-            <w:r>
-              <w:t xml:space="preserve">—</w:t>
-            </w:r>
+              <w:t xml:space="preserve">✅ Borrador v1</w:t>
+            </w:r>
+          </w:p>
+        </w:tc>
+        <w:tc>
+          <w:tcPr/>
+          <w:p>
+            <w:pPr>
+              <w:pStyle w:val="Compact"/>
+            </w:pPr>
+            <w:hyperlink r:id="rId18">
+              <w:r>
+                <w:rPr>
+                  <w:rStyle w:val="Hyperlink"/>
+                </w:rPr>
+                <w:t xml:space="preserve">10-certificados-laborales.md</w:t>
+              </w:r>
+            </w:hyperlink>
           </w:p>
         </w:tc>
       </w:tr>
@@ -912,19 +922,24 @@
               <w:pStyle w:val="Compact"/>
             </w:pPr>
             <w:r>
-              <w:t xml:space="preserve">⬜ Pendiente</w:t>
-            </w:r>
-          </w:p>
-        </w:tc>
-        <w:tc>
-          <w:tcPr/>
-          <w:p>
-            <w:pPr>
-              <w:pStyle w:val="Compact"/>
-            </w:pPr>
-            <w:r>
-              <w:t xml:space="preserve">—</w:t>
-            </w:r>
+              <w:t xml:space="preserve">✅ Borrador v1</w:t>
+            </w:r>
+          </w:p>
+        </w:tc>
+        <w:tc>
+          <w:tcPr/>
+          <w:p>
+            <w:pPr>
+              <w:pStyle w:val="Compact"/>
+            </w:pPr>
+            <w:hyperlink r:id="rId19">
+              <w:r>
+                <w:rPr>
+                  <w:rStyle w:val="Hyperlink"/>
+                </w:rPr>
+                <w:t xml:space="preserve">11-dashboard-reportes.md</w:t>
+              </w:r>
+            </w:hyperlink>
           </w:p>
         </w:tc>
       </w:tr>
@@ -958,7 +973,7 @@
               <w:pStyle w:val="Compact"/>
             </w:pPr>
             <w:r>
-              <w:t xml:space="preserve">⬜ Pendiente</w:t>
+              <w:t xml:space="preserve">⬜ Pendiente · orden 5</w:t>
             </w:r>
           </w:p>
         </w:tc>
@@ -975,8 +990,48 @@
         </w:tc>
       </w:tr>
     </w:tbl>
-    <w:bookmarkEnd w:id="17"/>
-    <w:bookmarkStart w:id="18" w:name="convención-de-versionado"/>
+    <w:p>
+      <w:pPr>
+        <w:pStyle w:val="BlockText"/>
+      </w:pPr>
+      <w:r>
+        <w:rPr>
+          <w:b/>
+          <w:bCs/>
+        </w:rPr>
+        <w:t xml:space="preserve">Orden de trabajo de las pendientes</w:t>
+      </w:r>
+      <w:r>
+        <w:t xml:space="preserve"> </w:t>
+      </w:r>
+      <w:r>
+        <w:t xml:space="preserve">(decidido 2026-09-03): 08 Horas extras → 10 Certificados</w:t>
+      </w:r>
+      <w:r>
+        <w:t xml:space="preserve"> </w:t>
+      </w:r>
+      <w:r>
+        <w:t xml:space="preserve">laborales → 11 Dashboard y reportes → 09 Nómina → 12 Auditoría. Los</w:t>
+      </w:r>
+      <w:r>
+        <w:t xml:space="preserve"> </w:t>
+      </w:r>
+      <w:r>
+        <w:rPr>
+          <w:b/>
+          <w:bCs/>
+        </w:rPr>
+        <w:t xml:space="preserve">números de spec no cambian</w:t>
+      </w:r>
+      <w:r>
+        <w:t xml:space="preserve"> </w:t>
+      </w:r>
+      <w:r>
+        <w:t xml:space="preserve">(son identificadores permanentes); solo cambia el orden en que se escriben.</w:t>
+      </w:r>
+    </w:p>
+    <w:bookmarkEnd w:id="20"/>
+    <w:bookmarkStart w:id="21" w:name="convención-de-versionado"/>
     <w:p>
       <w:pPr>
         <w:pStyle w:val="Heading2"/>
@@ -1029,8 +1084,8 @@
         <w:t xml:space="preserve">del sistema, se actualiza la spec correspondiente en el mismo commit que el código.</w:t>
       </w:r>
     </w:p>
-    <w:bookmarkEnd w:id="18"/>
-    <w:bookmarkEnd w:id="19"/>
+    <w:bookmarkEnd w:id="21"/>
+    <w:bookmarkEnd w:id="22"/>
     <w:sectPr>
       <w:footnotePr>
         <w:numRestart w:val="eachSect"/>

--- a/specs/README.docx
+++ b/specs/README.docx
@@ -2,33 +2,7 @@
 <file path=word/document.xml><?xml version="1.0" encoding="utf-8"?>
 <w:document xmlns:w="http://schemas.openxmlformats.org/wordprocessingml/2006/main" xmlns:m="http://schemas.openxmlformats.org/officeDocument/2006/math" xmlns:r="http://schemas.openxmlformats.org/officeDocument/2006/relationships" xmlns:o="urn:schemas-microsoft-com:office:office" xmlns:v="urn:schemas-microsoft-com:vml" xmlns:w10="urn:schemas-microsoft-com:office:word" xmlns:a="http://schemas.openxmlformats.org/drawingml/2006/main" xmlns:pic="http://schemas.openxmlformats.org/drawingml/2006/picture" xmlns:wp="http://schemas.openxmlformats.org/drawingml/2006/wordprocessingDrawing">
   <w:body>
-    <w:sdt>
-      <w:sdtPr>
-        <w:docPartObj>
-          <w:docPartGallery w:val="Table of Contents"/>
-          <w:docPartUnique/>
-        </w:docPartObj>
-      </w:sdtPr>
-      <w:sdtContent>
-        <w:p>
-          <w:pPr>
-            <w:pStyle w:val="TOCHeading"/>
-          </w:pPr>
-          <w:r>
-            <w:t xml:space="preserve">Table of Contents</w:t>
-          </w:r>
-        </w:p>
-        <w:p>
-          <w:r>
-            <w:fldChar w:fldCharType="begin" w:dirty="true"/>
-            <w:instrText xml:space="preserve">TOC \o "1-3" \h \z \u</w:instrText>
-            <w:fldChar w:fldCharType="separate"/>
-            <w:fldChar w:fldCharType="end"/>
-          </w:r>
-        </w:p>
-      </w:sdtContent>
-    </w:sdt>
-    <w:bookmarkStart w:id="22" w:name="especificaciones-módulo-talento-humano"/>
+    <w:bookmarkStart w:id="23" w:name="especificaciones-módulo-talento-humano"/>
     <w:p>
       <w:pPr>
         <w:pStyle w:val="Heading1"/>
@@ -270,7 +244,7 @@
       </w:r>
     </w:p>
     <w:bookmarkEnd w:id="9"/>
-    <w:bookmarkStart w:id="20" w:name="estado-de-las-specs"/>
+    <w:bookmarkStart w:id="21" w:name="estado-de-las-specs"/>
     <w:p>
       <w:pPr>
         <w:pStyle w:val="Heading2"/>
@@ -779,19 +753,24 @@
               <w:pStyle w:val="Compact"/>
             </w:pPr>
             <w:r>
-              <w:t xml:space="preserve">⬜ Pendiente · orden 1</w:t>
-            </w:r>
-          </w:p>
-        </w:tc>
-        <w:tc>
-          <w:tcPr/>
-          <w:p>
-            <w:pPr>
-              <w:pStyle w:val="Compact"/>
-            </w:pPr>
-            <w:r>
-              <w:t xml:space="preserve">—</w:t>
-            </w:r>
+              <w:t xml:space="preserve">✅ Borrador v1</w:t>
+            </w:r>
+          </w:p>
+        </w:tc>
+        <w:tc>
+          <w:tcPr/>
+          <w:p>
+            <w:pPr>
+              <w:pStyle w:val="Compact"/>
+            </w:pPr>
+            <w:hyperlink r:id="rId18">
+              <w:r>
+                <w:rPr>
+                  <w:rStyle w:val="Hyperlink"/>
+                </w:rPr>
+                <w:t xml:space="preserve">08-horas-extras.md</w:t>
+              </w:r>
+            </w:hyperlink>
           </w:p>
         </w:tc>
       </w:tr>
@@ -825,7 +804,7 @@
               <w:pStyle w:val="Compact"/>
             </w:pPr>
             <w:r>
-              <w:t xml:space="preserve">⬜ Pendiente · orden 4</w:t>
+              <w:t xml:space="preserve">⬜ Pendiente · orden 1</w:t>
             </w:r>
           </w:p>
         </w:tc>
@@ -881,7 +860,7 @@
             <w:pPr>
               <w:pStyle w:val="Compact"/>
             </w:pPr>
-            <w:hyperlink r:id="rId18">
+            <w:hyperlink r:id="rId19">
               <w:r>
                 <w:rPr>
                   <w:rStyle w:val="Hyperlink"/>
@@ -932,7 +911,7 @@
             <w:pPr>
               <w:pStyle w:val="Compact"/>
             </w:pPr>
-            <w:hyperlink r:id="rId19">
+            <w:hyperlink r:id="rId20">
               <w:r>
                 <w:rPr>
                   <w:rStyle w:val="Hyperlink"/>
@@ -973,7 +952,7 @@
               <w:pStyle w:val="Compact"/>
             </w:pPr>
             <w:r>
-              <w:t xml:space="preserve">⬜ Pendiente · orden 5</w:t>
+              <w:t xml:space="preserve">⬜ Pendiente · orden 2</w:t>
             </w:r>
           </w:p>
         </w:tc>
@@ -1005,13 +984,20 @@
         <w:t xml:space="preserve"> </w:t>
       </w:r>
       <w:r>
-        <w:t xml:space="preserve">(decidido 2026-09-03): 08 Horas extras → 10 Certificados</w:t>
-      </w:r>
-      <w:r>
-        <w:t xml:space="preserve"> </w:t>
-      </w:r>
-      <w:r>
-        <w:t xml:space="preserve">laborales → 11 Dashboard y reportes → 09 Nómina → 12 Auditoría. Los</w:t>
+        <w:t xml:space="preserve">(2026-09-03): quedan</w:t>
+      </w:r>
+      <w:r>
+        <w:t xml:space="preserve"> </w:t>
+      </w:r>
+      <w:r>
+        <w:rPr>
+          <w:b/>
+          <w:bCs/>
+        </w:rPr>
+        <w:t xml:space="preserve">09 Nómina → 12 Auditoría</w:t>
+      </w:r>
+      <w:r>
+        <w:t xml:space="preserve">. Los</w:t>
       </w:r>
       <w:r>
         <w:t xml:space="preserve"> </w:t>
@@ -1030,8 +1016,8 @@
         <w:t xml:space="preserve">(son identificadores permanentes); solo cambia el orden en que se escriben.</w:t>
       </w:r>
     </w:p>
-    <w:bookmarkEnd w:id="20"/>
-    <w:bookmarkStart w:id="21" w:name="convención-de-versionado"/>
+    <w:bookmarkEnd w:id="21"/>
+    <w:bookmarkStart w:id="22" w:name="convención-de-versionado"/>
     <w:p>
       <w:pPr>
         <w:pStyle w:val="Heading2"/>
@@ -1084,8 +1070,8 @@
         <w:t xml:space="preserve">del sistema, se actualiza la spec correspondiente en el mismo commit que el código.</w:t>
       </w:r>
     </w:p>
-    <w:bookmarkEnd w:id="21"/>
     <w:bookmarkEnd w:id="22"/>
+    <w:bookmarkEnd w:id="23"/>
     <w:sectPr>
       <w:footnotePr>
         <w:numRestart w:val="eachSect"/>

--- a/specs/README.docx
+++ b/specs/README.docx
@@ -2,7 +2,33 @@
 <file path=word/document.xml><?xml version="1.0" encoding="utf-8"?>
 <w:document xmlns:w="http://schemas.openxmlformats.org/wordprocessingml/2006/main" xmlns:m="http://schemas.openxmlformats.org/officeDocument/2006/math" xmlns:r="http://schemas.openxmlformats.org/officeDocument/2006/relationships" xmlns:o="urn:schemas-microsoft-com:office:office" xmlns:v="urn:schemas-microsoft-com:vml" xmlns:w10="urn:schemas-microsoft-com:office:word" xmlns:a="http://schemas.openxmlformats.org/drawingml/2006/main" xmlns:pic="http://schemas.openxmlformats.org/drawingml/2006/picture" xmlns:wp="http://schemas.openxmlformats.org/drawingml/2006/wordprocessingDrawing">
   <w:body>
-    <w:bookmarkStart w:id="23" w:name="especificaciones-módulo-talento-humano"/>
+    <w:sdt>
+      <w:sdtPr>
+        <w:docPartObj>
+          <w:docPartGallery w:val="Table of Contents"/>
+          <w:docPartUnique/>
+        </w:docPartObj>
+      </w:sdtPr>
+      <w:sdtContent>
+        <w:p>
+          <w:pPr>
+            <w:pStyle w:val="TOCHeading"/>
+          </w:pPr>
+          <w:r>
+            <w:t xml:space="preserve">Table of Contents</w:t>
+          </w:r>
+        </w:p>
+        <w:p>
+          <w:r>
+            <w:fldChar w:fldCharType="begin" w:dirty="true"/>
+            <w:instrText xml:space="preserve">TOC \o "1-3" \h \z \u</w:instrText>
+            <w:fldChar w:fldCharType="separate"/>
+            <w:fldChar w:fldCharType="end"/>
+          </w:r>
+        </w:p>
+      </w:sdtContent>
+    </w:sdt>
+    <w:bookmarkStart w:id="24" w:name="especificaciones-módulo-talento-humano"/>
     <w:p>
       <w:pPr>
         <w:pStyle w:val="Heading1"/>
@@ -244,7 +270,7 @@
       </w:r>
     </w:p>
     <w:bookmarkEnd w:id="9"/>
-    <w:bookmarkStart w:id="21" w:name="estado-de-las-specs"/>
+    <w:bookmarkStart w:id="22" w:name="estado-de-las-specs"/>
     <w:p>
       <w:pPr>
         <w:pStyle w:val="Heading2"/>
@@ -804,19 +830,24 @@
               <w:pStyle w:val="Compact"/>
             </w:pPr>
             <w:r>
-              <w:t xml:space="preserve">⬜ Pendiente · orden 1</w:t>
-            </w:r>
-          </w:p>
-        </w:tc>
-        <w:tc>
-          <w:tcPr/>
-          <w:p>
-            <w:pPr>
-              <w:pStyle w:val="Compact"/>
-            </w:pPr>
-            <w:r>
-              <w:t xml:space="preserve">—</w:t>
-            </w:r>
+              <w:t xml:space="preserve">✅ Borrador v1</w:t>
+            </w:r>
+          </w:p>
+        </w:tc>
+        <w:tc>
+          <w:tcPr/>
+          <w:p>
+            <w:pPr>
+              <w:pStyle w:val="Compact"/>
+            </w:pPr>
+            <w:hyperlink r:id="rId19">
+              <w:r>
+                <w:rPr>
+                  <w:rStyle w:val="Hyperlink"/>
+                </w:rPr>
+                <w:t xml:space="preserve">09-nomina.md</w:t>
+              </w:r>
+            </w:hyperlink>
           </w:p>
         </w:tc>
       </w:tr>
@@ -860,7 +891,7 @@
             <w:pPr>
               <w:pStyle w:val="Compact"/>
             </w:pPr>
-            <w:hyperlink r:id="rId19">
+            <w:hyperlink r:id="rId20">
               <w:r>
                 <w:rPr>
                   <w:rStyle w:val="Hyperlink"/>
@@ -911,7 +942,7 @@
             <w:pPr>
               <w:pStyle w:val="Compact"/>
             </w:pPr>
-            <w:hyperlink r:id="rId20">
+            <w:hyperlink r:id="rId21">
               <w:r>
                 <w:rPr>
                   <w:rStyle w:val="Hyperlink"/>
@@ -952,7 +983,7 @@
               <w:pStyle w:val="Compact"/>
             </w:pPr>
             <w:r>
-              <w:t xml:space="preserve">⬜ Pendiente · orden 2</w:t>
+              <w:t xml:space="preserve">⬜ Pendiente · última</w:t>
             </w:r>
           </w:p>
         </w:tc>
@@ -978,46 +1009,17 @@
           <w:b/>
           <w:bCs/>
         </w:rPr>
-        <w:t xml:space="preserve">Orden de trabajo de las pendientes</w:t>
+        <w:t xml:space="preserve">Última pendiente:</w:t>
       </w:r>
       <w:r>
         <w:t xml:space="preserve"> </w:t>
       </w:r>
       <w:r>
-        <w:t xml:space="preserve">(2026-09-03): quedan</w:t>
-      </w:r>
-      <w:r>
-        <w:t xml:space="preserve"> </w:t>
-      </w:r>
-      <w:r>
-        <w:rPr>
-          <w:b/>
-          <w:bCs/>
-        </w:rPr>
-        <w:t xml:space="preserve">09 Nómina → 12 Auditoría</w:t>
-      </w:r>
-      <w:r>
-        <w:t xml:space="preserve">. Los</w:t>
-      </w:r>
-      <w:r>
-        <w:t xml:space="preserve"> </w:t>
-      </w:r>
-      <w:r>
-        <w:rPr>
-          <w:b/>
-          <w:bCs/>
-        </w:rPr>
-        <w:t xml:space="preserve">números de spec no cambian</w:t>
-      </w:r>
-      <w:r>
-        <w:t xml:space="preserve"> </w:t>
-      </w:r>
-      <w:r>
-        <w:t xml:space="preserve">(son identificadores permanentes); solo cambia el orden en que se escriben.</w:t>
+        <w:t xml:space="preserve">12 Auditoría. Con eso queda cerrado el módulo Talento Humano (00–12).</w:t>
       </w:r>
     </w:p>
-    <w:bookmarkEnd w:id="21"/>
-    <w:bookmarkStart w:id="22" w:name="convención-de-versionado"/>
+    <w:bookmarkEnd w:id="22"/>
+    <w:bookmarkStart w:id="23" w:name="convención-de-versionado"/>
     <w:p>
       <w:pPr>
         <w:pStyle w:val="Heading2"/>
@@ -1070,8 +1072,8 @@
         <w:t xml:space="preserve">del sistema, se actualiza la spec correspondiente en el mismo commit que el código.</w:t>
       </w:r>
     </w:p>
-    <w:bookmarkEnd w:id="22"/>
     <w:bookmarkEnd w:id="23"/>
+    <w:bookmarkEnd w:id="24"/>
     <w:sectPr>
       <w:footnotePr>
         <w:numRestart w:val="eachSect"/>

--- a/specs/README.docx
+++ b/specs/README.docx
@@ -28,7 +28,7 @@
         </w:p>
       </w:sdtContent>
     </w:sdt>
-    <w:bookmarkStart w:id="24" w:name="especificaciones-módulo-talento-humano"/>
+    <w:bookmarkStart w:id="25" w:name="especificaciones-módulo-talento-humano"/>
     <w:p>
       <w:pPr>
         <w:pStyle w:val="Heading1"/>
@@ -270,7 +270,7 @@
       </w:r>
     </w:p>
     <w:bookmarkEnd w:id="9"/>
-    <w:bookmarkStart w:id="22" w:name="estado-de-las-specs"/>
+    <w:bookmarkStart w:id="23" w:name="estado-de-las-specs"/>
     <w:p>
       <w:pPr>
         <w:pStyle w:val="Heading2"/>
@@ -983,19 +983,24 @@
               <w:pStyle w:val="Compact"/>
             </w:pPr>
             <w:r>
-              <w:t xml:space="preserve">⬜ Pendiente · última</w:t>
-            </w:r>
-          </w:p>
-        </w:tc>
-        <w:tc>
-          <w:tcPr/>
-          <w:p>
-            <w:pPr>
-              <w:pStyle w:val="Compact"/>
-            </w:pPr>
-            <w:r>
-              <w:t xml:space="preserve">—</w:t>
-            </w:r>
+              <w:t xml:space="preserve">✅ Borrador v1</w:t>
+            </w:r>
+          </w:p>
+        </w:tc>
+        <w:tc>
+          <w:tcPr/>
+          <w:p>
+            <w:pPr>
+              <w:pStyle w:val="Compact"/>
+            </w:pPr>
+            <w:hyperlink r:id="rId22">
+              <w:r>
+                <w:rPr>
+                  <w:rStyle w:val="Hyperlink"/>
+                </w:rPr>
+                <w:t xml:space="preserve">12-auditoria.md</w:t>
+              </w:r>
+            </w:hyperlink>
           </w:p>
         </w:tc>
       </w:tr>
@@ -1009,17 +1014,23 @@
           <w:b/>
           <w:bCs/>
         </w:rPr>
-        <w:t xml:space="preserve">Última pendiente:</w:t>
-      </w:r>
-      <w:r>
-        <w:t xml:space="preserve"> </w:t>
-      </w:r>
-      <w:r>
-        <w:t xml:space="preserve">12 Auditoría. Con eso queda cerrado el módulo Talento Humano (00–12).</w:t>
+        <w:t xml:space="preserve">Módulo Talento Humano completo</w:t>
+      </w:r>
+      <w:r>
+        <w:t xml:space="preserve"> </w:t>
+      </w:r>
+      <w:r>
+        <w:t xml:space="preserve">— las 13 specs (00–12) en borrador v1. Cambios de comportamiento</w:t>
+      </w:r>
+      <w:r>
+        <w:t xml:space="preserve"> </w:t>
+      </w:r>
+      <w:r>
+        <w:t xml:space="preserve">del sistema se reflejan en la spec correspondiente en el mismo commit que el código.</w:t>
       </w:r>
     </w:p>
-    <w:bookmarkEnd w:id="22"/>
-    <w:bookmarkStart w:id="23" w:name="convención-de-versionado"/>
+    <w:bookmarkEnd w:id="23"/>
+    <w:bookmarkStart w:id="24" w:name="convención-de-versionado"/>
     <w:p>
       <w:pPr>
         <w:pStyle w:val="Heading2"/>
@@ -1072,8 +1083,8 @@
         <w:t xml:space="preserve">del sistema, se actualiza la spec correspondiente en el mismo commit que el código.</w:t>
       </w:r>
     </w:p>
-    <w:bookmarkEnd w:id="23"/>
     <w:bookmarkEnd w:id="24"/>
+    <w:bookmarkEnd w:id="25"/>
     <w:sectPr>
       <w:footnotePr>
         <w:numRestart w:val="eachSect"/>
